--- a/safe-framework-reference-card.docx
+++ b/safe-framework-reference-card.docx
@@ -863,7 +863,7 @@
         <w:spacing w:after="150" w:before="0"/>
       </w:pPr>
       <w:r>
-        <w:t xml:space="preserve">Framework: Tobias Zwingmann, The Profitable AI Advantage (Wiley, 2025)</w:t>
+        <w:t xml:space="preserve">Framework: Tobias Zwingmann, The Profitable AI Advantage (Packt, 2025)</w:t>
       </w:r>
       <w:r>
         <w:rPr>
@@ -872,7 +872,7 @@
           <w:sz w:val="16"/>
           <w:szCs w:val="16"/>
         </w:rPr>
-        <w:t xml:space="preserve">Framework: Tobias Zwingmann, The Profitable AI Advantage (Wiley, 2025)</w:t>
+        <w:t xml:space="preserve">Framework: Tobias Zwingmann, The Profitable AI Advantage (Packt, 2025)</w:t>
       </w:r>
     </w:p>
     <w:tbl>
@@ -1057,7 +1057,7 @@
           </w:p>
           <w:p>
             <w:pPr>
-              <w:spacing w:after="100" w:line="200"/>
+              <w:spacing w:after="0" w:line="200"/>
               <w:jc w:val="center"/>
             </w:pPr>
             <w:r>
@@ -1070,23 +1070,6 @@
                 <w:szCs w:val="16"/>
               </w:rPr>
               <w:t xml:space="preserve">Gemini</w:t>
-            </w:r>
-          </w:p>
-          <w:p>
-            <w:pPr>
-              <w:spacing w:after="0" w:line="200"/>
-              <w:jc w:val="center"/>
-            </w:pPr>
-            <w:r>
-              <w:rPr>
-                <w:rFonts w:ascii="Arial" w:cs="Arial" w:eastAsia="Arial" w:hAnsi="Arial"/>
-                <w:b/>
-                <w:bCs/>
-                <w:color w:val="CF3338"/>
-                <w:sz w:val="16"/>
-                <w:szCs w:val="16"/>
-              </w:rPr>
-              <w:t xml:space="preserve">Free!</w:t>
             </w:r>
           </w:p>
         </w:tc>
